--- a/CLAUDE-CODE-BRIEF-v2.1_2026-05-28.docx
+++ b/CLAUDE-CODE-BRIEF-v2.1_2026-05-28.docx
@@ -2,7 +2,7 @@
 <file path=word/document.xml><?xml version="1.0" encoding="utf-8"?>
 <w:document xmlns:w="http://schemas.openxmlformats.org/wordprocessingml/2006/main" xmlns:m="http://schemas.openxmlformats.org/officeDocument/2006/math" xmlns:r="http://schemas.openxmlformats.org/officeDocument/2006/relationships" xmlns:o="urn:schemas-microsoft-com:office:office" xmlns:v="urn:schemas-microsoft-com:vml" xmlns:w10="urn:schemas-microsoft-com:office:word" xmlns:a="http://schemas.openxmlformats.org/drawingml/2006/main" xmlns:pic="http://schemas.openxmlformats.org/drawingml/2006/picture" xmlns:wp="http://schemas.openxmlformats.org/drawingml/2006/wordprocessingDrawing">
   <w:body>
-    <w:bookmarkStart w:id="69" w:name="setnayan-build-brief-for-claude-code"/>
+    <w:bookmarkStart w:id="75" w:name="setnayan-build-brief-for-claude-code"/>
     <w:p>
       <w:pPr>
         <w:pStyle w:val="Heading1"/>
@@ -19620,8 +19620,1185 @@
         <w:t xml:space="preserve">Build it like it’s going to be the first wedding on it. Because it is.</w:t>
       </w:r>
     </w:p>
+    <w:p>
+      <w:r>
+        <w:pict>
+          <v:rect style="width:0;height:1.5pt" o:hralign="center" o:hrstd="t" o:hr="t"/>
+        </w:pict>
+      </w:r>
+    </w:p>
     <w:bookmarkEnd w:id="68"/>
+    <w:bookmarkStart w:id="72" w:name="amendments"/>
+    <w:p>
+      <w:pPr>
+        <w:pStyle w:val="Heading2"/>
+      </w:pPr>
+      <w:r>
+        <w:t xml:space="preserve">16 · Amendments</w:t>
+      </w:r>
+    </w:p>
+    <w:p>
+      <w:pPr>
+        <w:pStyle w:val="FirstParagraph"/>
+      </w:pPr>
+      <w:r>
+        <w:t xml:space="preserve">Lock-in-order list of refinements to this brief. Each amendment cites a CLAUDE.md decision-log row at corpus root that carries the canonical WHY. The brief body above stays authoritative on everything NOT in this list; everything in this list supersedes the brief body for the cited section.</w:t>
+      </w:r>
+    </w:p>
+    <w:bookmarkStart w:id="69" w:name="X6140060f30ed6afc299cff0f05c551544b7b46f"/>
+    <w:p>
+      <w:pPr>
+        <w:pStyle w:val="Heading3"/>
+      </w:pPr>
+      <w:r>
+        <w:t xml:space="preserve">Amendment 1 (2026-05-28) · Annual vendor subscriptions</w:t>
+      </w:r>
+    </w:p>
+    <w:p>
+      <w:pPr>
+        <w:pStyle w:val="FirstParagraph"/>
+      </w:pPr>
+      <w:r>
+        <w:t xml:space="preserve">Per CLAUDE.md eleventh 2026-05-28 row</w:t>
+      </w:r>
+      <w:r>
+        <w:t xml:space="preserve"> </w:t>
+      </w:r>
+      <w:r>
+        <w:t xml:space="preserve">“v2.1 amendment · Vendor verification fees RETIRED + Pro Vendor annual ₱19,999/yr + Enterprise Vendor annual ₱54,999/yr added”</w:t>
+      </w:r>
+      <w:r>
+        <w:t xml:space="preserve">. Supersedes § 2.2 + § 3 monthly-only Pro/Enterprise. Vendor verification annual renewal ₱1,499/yr + re-verification after demotion ₱2,499 both RETIRED (lifetime badge model).</w:t>
+      </w:r>
+    </w:p>
     <w:bookmarkEnd w:id="69"/>
+    <w:bookmarkStart w:id="70" w:name="Xe9f8bc6fd168c33b1d8dcb20f2c160ad0c841f1"/>
+    <w:p>
+      <w:pPr>
+        <w:pStyle w:val="Heading3"/>
+      </w:pPr>
+      <w:r>
+        <w:t xml:space="preserve">Amendment 2 (2026-05-30) · Vendor matrix from screenshot</w:t>
+      </w:r>
+    </w:p>
+    <w:p>
+      <w:pPr>
+        <w:pStyle w:val="FirstParagraph"/>
+      </w:pPr>
+      <w:r>
+        <w:t xml:space="preserve">Per CLAUDE.md 2026-05-30 row</w:t>
+      </w:r>
+      <w:r>
+        <w:t xml:space="preserve"> </w:t>
+      </w:r>
+      <w:r>
+        <w:t xml:space="preserve">“🔒 V2.1 BRIEF AMENDMENT #2 LOCKED · vendor matrix from owner screenshot adopted as canonical”</w:t>
+      </w:r>
+      <w:r>
+        <w:t xml:space="preserve">. Supersedes § 3 vendor matrix and the eleventh 2026-05-28 amendment’s Pro Annual price. Key shifts: Pro 28-day prepaid ₱2,499 (not ₱1,999/mo) · Pro Annual ₱24,999/yr (~23% off, not ~17%) · Boosters surface reinstated · Add Branch ₱999/28-day SKU reinstated · hybrid-anonymity reveal mechanic (Free + Verified vendor business name HIDDEN until vendor sends first chat reply · then revealed globally · Pro + Enterprise show real name from day 1).</w:t>
+      </w:r>
+    </w:p>
+    <w:bookmarkEnd w:id="70"/>
+    <w:bookmarkStart w:id="71" w:name="Xe6ca37d2c087f525f0930b8d9519e56acaa2bba"/>
+    <w:p>
+      <w:pPr>
+        <w:pStyle w:val="Heading3"/>
+      </w:pPr>
+      <w:r>
+        <w:t xml:space="preserve">Amendment 2 refinement (2026-05-30) · Venue exception + Bark screen names</w:t>
+      </w:r>
+    </w:p>
+    <w:p>
+      <w:pPr>
+        <w:pStyle w:val="FirstParagraph"/>
+      </w:pPr>
+      <w:r>
+        <w:t xml:space="preserve">Per CLAUDE.md 2026-05-30 row</w:t>
+      </w:r>
+      <w:r>
+        <w:t xml:space="preserve"> </w:t>
+      </w:r>
+      <w:r>
+        <w:t xml:space="preserve">“V2.1 BRIEF AMENDMENT #2 REFINEMENT · venue exception locked + engineering kickoff for the screen-name reveal mechanic from line 544 row”</w:t>
+      </w:r>
+      <w:r>
+        <w:t xml:space="preserve">. Extends Amendment 2:</w:t>
+      </w:r>
+    </w:p>
+    <w:p>
+      <w:pPr>
+        <w:numPr>
+          <w:ilvl w:val="0"/>
+          <w:numId w:val="1035"/>
+        </w:numPr>
+      </w:pPr>
+      <w:r>
+        <w:rPr>
+          <w:b/>
+          <w:bCs/>
+        </w:rPr>
+        <w:t xml:space="preserve">Venue exception</w:t>
+      </w:r>
+      <w:r>
+        <w:t xml:space="preserve"> </w:t>
+      </w:r>
+      <w:r>
+        <w:t xml:space="preserve">— vendors whose</w:t>
+      </w:r>
+      <w:r>
+        <w:t xml:space="preserve"> </w:t>
+      </w:r>
+      <w:r>
+        <w:rPr>
+          <w:rStyle w:val="VerbatimChar"/>
+        </w:rPr>
+        <w:t xml:space="preserve">vendor_profiles.services</w:t>
+      </w:r>
+      <w:r>
+        <w:t xml:space="preserve"> </w:t>
+      </w:r>
+      <w:r>
+        <w:t xml:space="preserve">array overlaps with</w:t>
+      </w:r>
+      <w:r>
+        <w:t xml:space="preserve"> </w:t>
+      </w:r>
+      <w:r>
+        <w:rPr>
+          <w:rStyle w:val="VerbatimChar"/>
+        </w:rPr>
+        <w:t xml:space="preserve">ARRAY['religious_venue', 'venue']</w:t>
+      </w:r>
+      <w:r>
+        <w:t xml:space="preserve"> </w:t>
+      </w:r>
+      <w:r>
+        <w:t xml:space="preserve">ALWAYS show real</w:t>
+      </w:r>
+      <w:r>
+        <w:t xml:space="preserve"> </w:t>
+      </w:r>
+      <w:r>
+        <w:rPr>
+          <w:rStyle w:val="VerbatimChar"/>
+        </w:rPr>
+        <w:t xml:space="preserve">business_name</w:t>
+      </w:r>
+      <w:r>
+        <w:t xml:space="preserve"> </w:t>
+      </w:r>
+      <w:r>
+        <w:t xml:space="preserve">regardless of tier or reveal-timestamp. Ceremony + reception venues are physical places with addresses, GMB listings, and SEO discoverability; anonymizing them breaks search + makes admin-seeded famous venues (Conrad · Shangri-La · Cebu Marriott · etc.) pointless.</w:t>
+      </w:r>
+    </w:p>
+    <w:p>
+      <w:pPr>
+        <w:numPr>
+          <w:ilvl w:val="0"/>
+          <w:numId w:val="1035"/>
+        </w:numPr>
+      </w:pPr>
+      <w:r>
+        <w:rPr>
+          <w:b/>
+          <w:bCs/>
+        </w:rPr>
+        <w:t xml:space="preserve">Bark-format screen names</w:t>
+      </w:r>
+      <w:r>
+        <w:t xml:space="preserve"> </w:t>
+      </w:r>
+      <w:r>
+        <w:t xml:space="preserve">— Free + Verified non-venue vendors get auto-generated</w:t>
+      </w:r>
+      <w:r>
+        <w:t xml:space="preserve"> </w:t>
+      </w:r>
+      <w:r>
+        <w:rPr>
+          <w:rStyle w:val="VerbatimChar"/>
+        </w:rPr>
+        <w:t xml:space="preserve">vendor_profiles.screen_name</w:t>
+      </w:r>
+      <w:r>
+        <w:t xml:space="preserve"> </w:t>
+      </w:r>
+      <w:r>
+        <w:t xml:space="preserve">like</w:t>
+      </w:r>
+      <w:r>
+        <w:t xml:space="preserve"> </w:t>
+      </w:r>
+      <w:r>
+        <w:rPr>
+          <w:rStyle w:val="VerbatimChar"/>
+        </w:rPr>
+        <w:t xml:space="preserve">"Manila Wedding Photographer #4218"</w:t>
+      </w:r>
+      <w:r>
+        <w:t xml:space="preserve"> </w:t>
+      </w:r>
+      <w:r>
+        <w:t xml:space="preserve">on signup. Format:</w:t>
+      </w:r>
+      <w:r>
+        <w:t xml:space="preserve"> </w:t>
+      </w:r>
+      <w:r>
+        <w:rPr>
+          <w:rStyle w:val="VerbatimChar"/>
+        </w:rPr>
+        <w:t xml:space="preserve">{City} {Canonical Service Display Label} #{ID}</w:t>
+      </w:r>
+      <w:r>
+        <w:t xml:space="preserve"> </w:t>
+      </w:r>
+      <w:r>
+        <w:t xml:space="preserve">with monotonic ID per</w:t>
+      </w:r>
+      <w:r>
+        <w:t xml:space="preserve"> </w:t>
+      </w:r>
+      <w:r>
+        <w:rPr>
+          <w:rStyle w:val="VerbatimChar"/>
+        </w:rPr>
+        <w:t xml:space="preserve">(city, canonical_service)</w:t>
+      </w:r>
+      <w:r>
+        <w:t xml:space="preserve"> </w:t>
+      </w:r>
+      <w:r>
+        <w:t xml:space="preserve">namespace via</w:t>
+      </w:r>
+      <w:r>
+        <w:t xml:space="preserve"> </w:t>
+      </w:r>
+      <w:r>
+        <w:rPr>
+          <w:rStyle w:val="VerbatimChar"/>
+        </w:rPr>
+        <w:t xml:space="preserve">vendor_screen_name_sequences</w:t>
+      </w:r>
+      <w:r>
+        <w:t xml:space="preserve"> </w:t>
+      </w:r>
+      <w:r>
+        <w:t xml:space="preserve">table. Persists forever — never regenerated even if vendor changes services or location_city.</w:t>
+      </w:r>
+    </w:p>
+    <w:p>
+      <w:pPr>
+        <w:numPr>
+          <w:ilvl w:val="0"/>
+          <w:numId w:val="1035"/>
+        </w:numPr>
+      </w:pPr>
+      <w:r>
+        <w:rPr>
+          <w:b/>
+          <w:bCs/>
+        </w:rPr>
+        <w:t xml:space="preserve">Pro + Enterprise = real name from day 1</w:t>
+      </w:r>
+      <w:r>
+        <w:t xml:space="preserve"> </w:t>
+      </w:r>
+      <w:r>
+        <w:t xml:space="preserve">— paid tier visibility privilege. Tracked via new</w:t>
+      </w:r>
+      <w:r>
+        <w:t xml:space="preserve"> </w:t>
+      </w:r>
+      <w:r>
+        <w:rPr>
+          <w:rStyle w:val="VerbatimChar"/>
+        </w:rPr>
+        <w:t xml:space="preserve">vendor_tier_state</w:t>
+      </w:r>
+      <w:r>
+        <w:t xml:space="preserve"> </w:t>
+      </w:r>
+      <w:r>
+        <w:t xml:space="preserve">ENUM (</w:t>
+      </w:r>
+      <w:r>
+        <w:rPr>
+          <w:rStyle w:val="VerbatimChar"/>
+        </w:rPr>
+        <w:t xml:space="preserve">free</w:t>
+      </w:r>
+      <w:r>
+        <w:t xml:space="preserve">/</w:t>
+      </w:r>
+      <w:r>
+        <w:rPr>
+          <w:rStyle w:val="VerbatimChar"/>
+        </w:rPr>
+        <w:t xml:space="preserve">verified</w:t>
+      </w:r>
+      <w:r>
+        <w:t xml:space="preserve">/</w:t>
+      </w:r>
+      <w:r>
+        <w:rPr>
+          <w:rStyle w:val="VerbatimChar"/>
+        </w:rPr>
+        <w:t xml:space="preserve">pro</w:t>
+      </w:r>
+      <w:r>
+        <w:t xml:space="preserve">/</w:t>
+      </w:r>
+      <w:r>
+        <w:rPr>
+          <w:rStyle w:val="VerbatimChar"/>
+        </w:rPr>
+        <w:t xml:space="preserve">enterprise</w:t>
+      </w:r>
+      <w:r>
+        <w:t xml:space="preserve">) on</w:t>
+      </w:r>
+      <w:r>
+        <w:t xml:space="preserve"> </w:t>
+      </w:r>
+      <w:r>
+        <w:rPr>
+          <w:rStyle w:val="VerbatimChar"/>
+        </w:rPr>
+        <w:t xml:space="preserve">vendor_profiles.tier_state</w:t>
+      </w:r>
+      <w:r>
+        <w:t xml:space="preserve">. Backfilled from</w:t>
+      </w:r>
+      <w:r>
+        <w:t xml:space="preserve"> </w:t>
+      </w:r>
+      <w:r>
+        <w:rPr>
+          <w:rStyle w:val="VerbatimChar"/>
+        </w:rPr>
+        <w:t xml:space="preserve">verification_state='verified'</w:t>
+      </w:r>
+      <w:r>
+        <w:t xml:space="preserve"> </w:t>
+      </w:r>
+      <w:r>
+        <w:t xml:space="preserve">for existing rows; Pro + Enterprise stay admin-flippable for pilot.</w:t>
+      </w:r>
+    </w:p>
+    <w:p>
+      <w:pPr>
+        <w:numPr>
+          <w:ilvl w:val="0"/>
+          <w:numId w:val="1035"/>
+        </w:numPr>
+      </w:pPr>
+      <w:r>
+        <w:rPr>
+          <w:b/>
+          <w:bCs/>
+        </w:rPr>
+        <w:t xml:space="preserve">Platform-wide unlock on first vendor reply</w:t>
+      </w:r>
+      <w:r>
+        <w:t xml:space="preserve"> </w:t>
+      </w:r>
+      <w:r>
+        <w:t xml:space="preserve">—</w:t>
+      </w:r>
+      <w:r>
+        <w:t xml:space="preserve"> </w:t>
+      </w:r>
+      <w:r>
+        <w:rPr>
+          <w:rStyle w:val="VerbatimChar"/>
+        </w:rPr>
+        <w:t xml:space="preserve">vendor_profiles.name_revealed_at</w:t>
+      </w:r>
+      <w:r>
+        <w:t xml:space="preserve"> </w:t>
+      </w:r>
+      <w:r>
+        <w:t xml:space="preserve">(PR #662) or</w:t>
+      </w:r>
+      <w:r>
+        <w:t xml:space="preserve"> </w:t>
+      </w:r>
+      <w:r>
+        <w:rPr>
+          <w:rStyle w:val="VerbatimChar"/>
+        </w:rPr>
+        <w:t xml:space="preserve">real_name_unlocked_at</w:t>
+      </w:r>
+      <w:r>
+        <w:t xml:space="preserve"> </w:t>
+      </w:r>
+      <w:r>
+        <w:t xml:space="preserve">(PR #673 · duplicate column, V1.x cleanup) stamps</w:t>
+      </w:r>
+      <w:r>
+        <w:t xml:space="preserve"> </w:t>
+      </w:r>
+      <w:r>
+        <w:rPr>
+          <w:rStyle w:val="VerbatimChar"/>
+        </w:rPr>
+        <w:t xml:space="preserve">NOW()</w:t>
+      </w:r>
+      <w:r>
+        <w:t xml:space="preserve"> </w:t>
+      </w:r>
+      <w:r>
+        <w:t xml:space="preserve">on first vendor</w:t>
+      </w:r>
+      <w:r>
+        <w:t xml:space="preserve"> </w:t>
+      </w:r>
+      <w:r>
+        <w:rPr>
+          <w:rStyle w:val="VerbatimChar"/>
+        </w:rPr>
+        <w:t xml:space="preserve">chat_messages</w:t>
+      </w:r>
+      <w:r>
+        <w:t xml:space="preserve"> </w:t>
+      </w:r>
+      <w:r>
+        <w:t xml:space="preserve">INSERT with</w:t>
+      </w:r>
+      <w:r>
+        <w:t xml:space="preserve"> </w:t>
+      </w:r>
+      <w:r>
+        <w:rPr>
+          <w:rStyle w:val="VerbatimChar"/>
+        </w:rPr>
+        <w:t xml:space="preserve">sender_role='vendor'</w:t>
+      </w:r>
+      <w:r>
+        <w:t xml:space="preserve">. Once stamped, real</w:t>
+      </w:r>
+      <w:r>
+        <w:t xml:space="preserve"> </w:t>
+      </w:r>
+      <w:r>
+        <w:rPr>
+          <w:rStyle w:val="VerbatimChar"/>
+        </w:rPr>
+        <w:t xml:space="preserve">business_name</w:t>
+      </w:r>
+      <w:r>
+        <w:t xml:space="preserve"> </w:t>
+      </w:r>
+      <w:r>
+        <w:t xml:space="preserve">shows everywhere globally · NOT per-customer · NOT per-thread.</w:t>
+      </w:r>
+    </w:p>
+    <w:p>
+      <w:pPr>
+        <w:numPr>
+          <w:ilvl w:val="0"/>
+          <w:numId w:val="1035"/>
+        </w:numPr>
+      </w:pPr>
+      <w:r>
+        <w:rPr>
+          <w:b/>
+          <w:bCs/>
+        </w:rPr>
+        <w:t xml:space="preserve">Helper</w:t>
+      </w:r>
+      <w:r>
+        <w:t xml:space="preserve"> </w:t>
+      </w:r>
+      <w:r>
+        <w:rPr>
+          <w:rStyle w:val="VerbatimChar"/>
+        </w:rPr>
+        <w:t xml:space="preserve">resolveVendorDisplayName()</w:t>
+      </w:r>
+      <w:r>
+        <w:t xml:space="preserve"> </w:t>
+      </w:r>
+      <w:r>
+        <w:t xml:space="preserve">in</w:t>
+      </w:r>
+      <w:r>
+        <w:t xml:space="preserve"> </w:t>
+      </w:r>
+      <w:r>
+        <w:rPr>
+          <w:rStyle w:val="VerbatimChar"/>
+        </w:rPr>
+        <w:t xml:space="preserve">apps/web/lib/vendors.ts</w:t>
+      </w:r>
+      <w:r>
+        <w:t xml:space="preserve"> </w:t>
+      </w:r>
+      <w:r>
+        <w:t xml:space="preserve">returns real</w:t>
+      </w:r>
+      <w:r>
+        <w:t xml:space="preserve"> </w:t>
+      </w:r>
+      <w:r>
+        <w:rPr>
+          <w:rStyle w:val="VerbatimChar"/>
+        </w:rPr>
+        <w:t xml:space="preserve">business_name</w:t>
+      </w:r>
+      <w:r>
+        <w:t xml:space="preserve"> </w:t>
+      </w:r>
+      <w:r>
+        <w:t xml:space="preserve">when: services contain venue-exempt key · OR</w:t>
+      </w:r>
+      <w:r>
+        <w:t xml:space="preserve"> </w:t>
+      </w:r>
+      <w:r>
+        <w:rPr>
+          <w:rStyle w:val="VerbatimChar"/>
+        </w:rPr>
+        <w:t xml:space="preserve">isPaidTier === true</w:t>
+      </w:r>
+      <w:r>
+        <w:t xml:space="preserve"> </w:t>
+      </w:r>
+      <w:r>
+        <w:t xml:space="preserve">· OR</w:t>
+      </w:r>
+      <w:r>
+        <w:t xml:space="preserve"> </w:t>
+      </w:r>
+      <w:r>
+        <w:rPr>
+          <w:rStyle w:val="VerbatimChar"/>
+        </w:rPr>
+        <w:t xml:space="preserve">name_revealed_at !== null</w:t>
+      </w:r>
+      <w:r>
+        <w:t xml:space="preserve">. Otherwise returns stored</w:t>
+      </w:r>
+      <w:r>
+        <w:t xml:space="preserve"> </w:t>
+      </w:r>
+      <w:r>
+        <w:rPr>
+          <w:rStyle w:val="VerbatimChar"/>
+        </w:rPr>
+        <w:t xml:space="preserve">screen_name</w:t>
+      </w:r>
+      <w:r>
+        <w:t xml:space="preserve"> </w:t>
+      </w:r>
+      <w:r>
+        <w:t xml:space="preserve">if present, else legacy computed</w:t>
+      </w:r>
+      <w:r>
+        <w:t xml:space="preserve"> </w:t>
+      </w:r>
+      <w:r>
+        <w:rPr>
+          <w:rStyle w:val="VerbatimChar"/>
+        </w:rPr>
+        <w:t xml:space="preserve">"{service} · {city}"</w:t>
+      </w:r>
+      <w:r>
+        <w:t xml:space="preserve"> </w:t>
+      </w:r>
+      <w:r>
+        <w:t xml:space="preserve">placeholder.</w:t>
+      </w:r>
+    </w:p>
+    <w:p>
+      <w:pPr>
+        <w:pStyle w:val="FirstParagraph"/>
+      </w:pPr>
+      <w:r>
+        <w:rPr>
+          <w:b/>
+          <w:bCs/>
+        </w:rPr>
+        <w:t xml:space="preserve">Schema</w:t>
+      </w:r>
+      <w:r>
+        <w:t xml:space="preserve"> </w:t>
+      </w:r>
+      <w:r>
+        <w:t xml:space="preserve">ships via migration</w:t>
+      </w:r>
+      <w:r>
+        <w:t xml:space="preserve"> </w:t>
+      </w:r>
+      <w:r>
+        <w:rPr>
+          <w:rStyle w:val="VerbatimChar"/>
+        </w:rPr>
+        <w:t xml:space="preserve">20260714000000_v2_screen_name_reveal_mechanic.sql</w:t>
+      </w:r>
+      <w:r>
+        <w:t xml:space="preserve"> </w:t>
+      </w:r>
+      <w:r>
+        <w:t xml:space="preserve">(PR #673). Helper extension ships via PR #677. Both merged 2026-05-30 pre-pilot.</w:t>
+      </w:r>
+    </w:p>
+    <w:p>
+      <w:pPr>
+        <w:pStyle w:val="BodyText"/>
+      </w:pPr>
+      <w:r>
+        <w:rPr>
+          <w:b/>
+          <w:bCs/>
+        </w:rPr>
+        <w:t xml:space="preserve">What’s NOT in this amendment</w:t>
+      </w:r>
+      <w:r>
+        <w:t xml:space="preserve"> </w:t>
+      </w:r>
+      <w:r>
+        <w:t xml:space="preserve">— admin surfaces continue showing real</w:t>
+      </w:r>
+      <w:r>
+        <w:t xml:space="preserve"> </w:t>
+      </w:r>
+      <w:r>
+        <w:rPr>
+          <w:rStyle w:val="VerbatimChar"/>
+        </w:rPr>
+        <w:t xml:space="preserve">business_name</w:t>
+      </w:r>
+      <w:r>
+        <w:t xml:space="preserve"> </w:t>
+      </w:r>
+      <w:r>
+        <w:t xml:space="preserve">(moderation/payouts/disputes need it). Plan grid + messaging UI continue using direct</w:t>
+      </w:r>
+      <w:r>
+        <w:t xml:space="preserve"> </w:t>
+      </w:r>
+      <w:r>
+        <w:rPr>
+          <w:rStyle w:val="VerbatimChar"/>
+        </w:rPr>
+        <w:t xml:space="preserve">business_name</w:t>
+      </w:r>
+      <w:r>
+        <w:t xml:space="preserve"> </w:t>
+      </w:r>
+      <w:r>
+        <w:t xml:space="preserve">reads in V1 (vendors shown there are already in chat with the couple → name globally revealed by trigger anyway). Cleanup of duplicate</w:t>
+      </w:r>
+      <w:r>
+        <w:t xml:space="preserve"> </w:t>
+      </w:r>
+      <w:r>
+        <w:rPr>
+          <w:rStyle w:val="VerbatimChar"/>
+        </w:rPr>
+        <w:t xml:space="preserve">real_name_unlocked_at</w:t>
+      </w:r>
+      <w:r>
+        <w:t xml:space="preserve"> </w:t>
+      </w:r>
+      <w:r>
+        <w:t xml:space="preserve">column from PR #673 → deferred V1.x post-pilot.</w:t>
+      </w:r>
+    </w:p>
+    <w:p>
+      <w:r>
+        <w:pict>
+          <v:rect style="width:0;height:1.5pt" o:hralign="center" o:hrstd="t" o:hr="t"/>
+        </w:pict>
+      </w:r>
+    </w:p>
+    <w:bookmarkEnd w:id="71"/>
+    <w:bookmarkEnd w:id="72"/>
+    <w:bookmarkStart w:id="74" w:name="X3cec0ef28465e5305b0204a890e785415c6e896"/>
+    <w:p>
+      <w:pPr>
+        <w:pStyle w:val="Heading2"/>
+      </w:pPr>
+      <w:r>
+        <w:t xml:space="preserve">Amendment 3 — Verified-only marketplace · Free tier retired (owner 2026-06-01)</w:t>
+      </w:r>
+    </w:p>
+    <w:p>
+      <w:pPr>
+        <w:pStyle w:val="FirstParagraph"/>
+      </w:pPr>
+      <w:r>
+        <w:t xml:space="preserve">Amends</w:t>
+      </w:r>
+      <w:r>
+        <w:t xml:space="preserve"> </w:t>
+      </w:r>
+      <w:r>
+        <w:rPr>
+          <w:b/>
+          <w:bCs/>
+        </w:rPr>
+        <w:t xml:space="preserve">§3 (vendor tier matrix)</w:t>
+      </w:r>
+      <w:r>
+        <w:t xml:space="preserve">. Canonical lock: CLAUDE.md decision-log row 2026-06-01</w:t>
+      </w:r>
+      <w:r>
+        <w:t xml:space="preserve"> </w:t>
+      </w:r>
+      <w:r>
+        <w:t xml:space="preserve">“🔒 Verified-only marketplace — vendor tier REMODELLED.”</w:t>
+      </w:r>
+    </w:p>
+    <w:p>
+      <w:pPr>
+        <w:pStyle w:val="BodyText"/>
+      </w:pPr>
+      <w:r>
+        <w:rPr>
+          <w:b/>
+          <w:bCs/>
+        </w:rPr>
+        <w:t xml:space="preserve">The rule.</w:t>
+      </w:r>
+      <w:r>
+        <w:t xml:space="preserve"> </w:t>
+      </w:r>
+      <w:r>
+        <w:t xml:space="preserve">A vendor must pass Setnayan’s verification</w:t>
+      </w:r>
+      <w:r>
+        <w:t xml:space="preserve"> </w:t>
+      </w:r>
+      <w:r>
+        <w:rPr>
+          <w:b/>
+          <w:bCs/>
+        </w:rPr>
+        <w:t xml:space="preserve">before any of its services appear on the marketplace.</w:t>
+      </w:r>
+      <w:r>
+        <w:t xml:space="preserve"> </w:t>
+      </w:r>
+      <w:r>
+        <w:t xml:space="preserve">Before that, the vendor has a full dashboard but</w:t>
+      </w:r>
+      <w:r>
+        <w:t xml:space="preserve"> </w:t>
+      </w:r>
+      <w:r>
+        <w:rPr>
+          <w:b/>
+          <w:bCs/>
+        </w:rPr>
+        <w:t xml:space="preserve">zero marketplace presence</w:t>
+      </w:r>
+      <w:r>
+        <w:t xml:space="preserve"> </w:t>
+      </w:r>
+      <w:r>
+        <w:t xml:space="preserve">(not in browse/search, no public</w:t>
+      </w:r>
+      <w:r>
+        <w:t xml:space="preserve"> </w:t>
+      </w:r>
+      <w:r>
+        <w:rPr>
+          <w:rStyle w:val="VerbatimChar"/>
+        </w:rPr>
+        <w:t xml:space="preserve">/v/[slug]</w:t>
+      </w:r>
+      <w:r>
+        <w:t xml:space="preserve">, no couple inquiries).</w:t>
+      </w:r>
+    </w:p>
+    <w:p>
+      <w:pPr>
+        <w:pStyle w:val="BodyText"/>
+      </w:pPr>
+      <w:r>
+        <w:rPr>
+          <w:b/>
+          <w:bCs/>
+        </w:rPr>
+        <w:t xml:space="preserve">Tier model — a lifecycle</w:t>
+      </w:r>
+      <w:r>
+        <w:rPr>
+          <w:b/>
+          <w:bCs/>
+        </w:rPr>
+        <w:t xml:space="preserve"> </w:t>
+      </w:r>
+      <w:r>
+        <w:rPr>
+          <w:b/>
+          <w:bCs/>
+          <w:i/>
+          <w:iCs/>
+        </w:rPr>
+        <w:t xml:space="preserve">state</w:t>
+      </w:r>
+      <w:r>
+        <w:rPr>
+          <w:b/>
+          <w:bCs/>
+        </w:rPr>
+        <w:t xml:space="preserve"> </w:t>
+      </w:r>
+      <w:r>
+        <w:rPr>
+          <w:b/>
+          <w:bCs/>
+        </w:rPr>
+        <w:t xml:space="preserve">+ 3 marketplace tiers (the §3 4-tier matrix’s</w:t>
+      </w:r>
+      <w:r>
+        <w:rPr>
+          <w:b/>
+          <w:bCs/>
+        </w:rPr>
+        <w:t xml:space="preserve"> </w:t>
+      </w:r>
+      <w:r>
+        <w:rPr>
+          <w:b/>
+          <w:bCs/>
+        </w:rPr>
+        <w:t xml:space="preserve">“Free”</w:t>
+      </w:r>
+      <w:r>
+        <w:rPr>
+          <w:b/>
+          <w:bCs/>
+        </w:rPr>
+        <w:t xml:space="preserve"> </w:t>
+      </w:r>
+      <w:r>
+        <w:rPr>
+          <w:b/>
+          <w:bCs/>
+        </w:rPr>
+        <w:t xml:space="preserve">column is RETIRED):</w:t>
+      </w:r>
+      <w:r>
+        <w:t xml:space="preserve"> </w:t>
+      </w:r>
+      <w:r>
+        <w:t xml:space="preserve">-</w:t>
+      </w:r>
+      <w:r>
+        <w:t xml:space="preserve"> </w:t>
+      </w:r>
+      <w:r>
+        <w:rPr>
+          <w:b/>
+          <w:bCs/>
+        </w:rPr>
+        <w:t xml:space="preserve">Registered (unverified)</w:t>
+      </w:r>
+      <w:r>
+        <w:t xml:space="preserve"> </w:t>
+      </w:r>
+      <w:r>
+        <w:t xml:space="preserve">—</w:t>
+      </w:r>
+      <w:r>
+        <w:t xml:space="preserve"> </w:t>
+      </w:r>
+      <w:r>
+        <w:rPr>
+          <w:i/>
+          <w:iCs/>
+        </w:rPr>
+        <w:t xml:space="preserve">state</w:t>
+      </w:r>
+      <w:r>
+        <w:t xml:space="preserve">, not a tier · dashboard-only · ₱0 · zero marketplace presence.</w:t>
+      </w:r>
+      <w:r>
+        <w:t xml:space="preserve"> </w:t>
+      </w:r>
+      <w:r>
+        <w:t xml:space="preserve">-</w:t>
+      </w:r>
+      <w:r>
+        <w:t xml:space="preserve"> </w:t>
+      </w:r>
+      <w:r>
+        <w:rPr>
+          <w:b/>
+          <w:bCs/>
+        </w:rPr>
+        <w:t xml:space="preserve">Verified</w:t>
+      </w:r>
+      <w:r>
+        <w:t xml:space="preserve"> </w:t>
+      </w:r>
+      <w:r>
+        <w:t xml:space="preserve">— free marketplace floor · ₱0 (+ verification; fee ₱0-vs-₱1,499 still the open item) · the old</w:t>
+      </w:r>
+      <w:r>
+        <w:t xml:space="preserve"> </w:t>
+      </w:r>
+      <w:r>
+        <w:t xml:space="preserve">“Verified”</w:t>
+      </w:r>
+      <w:r>
+        <w:t xml:space="preserve"> </w:t>
+      </w:r>
+      <w:r>
+        <w:t xml:space="preserve">feature set · name hidden-until-first-reply (the hybrid-anonymity now applies</w:t>
+      </w:r>
+      <w:r>
+        <w:t xml:space="preserve"> </w:t>
+      </w:r>
+      <w:r>
+        <w:rPr>
+          <w:i/>
+          <w:iCs/>
+        </w:rPr>
+        <w:t xml:space="preserve">here</w:t>
+      </w:r>
+      <w:r>
+        <w:t xml:space="preserve">, Free being gone).</w:t>
+      </w:r>
+      <w:r>
+        <w:t xml:space="preserve"> </w:t>
+      </w:r>
+      <w:r>
+        <w:t xml:space="preserve">-</w:t>
+      </w:r>
+      <w:r>
+        <w:t xml:space="preserve"> </w:t>
+      </w:r>
+      <w:r>
+        <w:rPr>
+          <w:b/>
+          <w:bCs/>
+        </w:rPr>
+        <w:t xml:space="preserve">Pro</w:t>
+      </w:r>
+      <w:r>
+        <w:t xml:space="preserve"> </w:t>
+      </w:r>
+      <w:r>
+        <w:t xml:space="preserve">— ₱2,499 / 28 days · real name shown · offered post-verification.</w:t>
+      </w:r>
+      <w:r>
+        <w:t xml:space="preserve"> </w:t>
+      </w:r>
+      <w:r>
+        <w:t xml:space="preserve">-</w:t>
+      </w:r>
+      <w:r>
+        <w:t xml:space="preserve"> </w:t>
+      </w:r>
+      <w:r>
+        <w:rPr>
+          <w:b/>
+          <w:bCs/>
+        </w:rPr>
+        <w:t xml:space="preserve">Enterprise</w:t>
+      </w:r>
+      <w:r>
+        <w:t xml:space="preserve"> </w:t>
+      </w:r>
+      <w:r>
+        <w:t xml:space="preserve">— ₱5,499 / 28 days · offered post-verification.</w:t>
+      </w:r>
+    </w:p>
+    <w:p>
+      <w:pPr>
+        <w:pStyle w:val="BodyText"/>
+      </w:pPr>
+      <w:r>
+        <w:t xml:space="preserve">The old</w:t>
+      </w:r>
+      <w:r>
+        <w:t xml:space="preserve"> </w:t>
+      </w:r>
+      <w:r>
+        <w:t xml:space="preserve">“Free”</w:t>
+      </w:r>
+      <w:r>
+        <w:t xml:space="preserve"> </w:t>
+      </w:r>
+      <w:r>
+        <w:t xml:space="preserve">tier’s two roles split: dashboard-only-minimal → the</w:t>
+      </w:r>
+      <w:r>
+        <w:t xml:space="preserve"> </w:t>
+      </w:r>
+      <w:r>
+        <w:rPr>
+          <w:b/>
+          <w:bCs/>
+        </w:rPr>
+        <w:t xml:space="preserve">Registered state</w:t>
+      </w:r>
+      <w:r>
+        <w:t xml:space="preserve">; free-floor-on-marketplace →</w:t>
+      </w:r>
+      <w:r>
+        <w:t xml:space="preserve"> </w:t>
+      </w:r>
+      <w:r>
+        <w:rPr>
+          <w:b/>
+          <w:bCs/>
+        </w:rPr>
+        <w:t xml:space="preserve">Verified</w:t>
+      </w:r>
+      <w:r>
+        <w:t xml:space="preserve">.</w:t>
+      </w:r>
+    </w:p>
+    <w:p>
+      <w:pPr>
+        <w:pStyle w:val="BodyText"/>
+      </w:pPr>
+      <w:r>
+        <w:rPr>
+          <w:b/>
+          <w:bCs/>
+        </w:rPr>
+        <w:t xml:space="preserve">Knock-on:</w:t>
+      </w:r>
+      <w:r>
+        <w:t xml:space="preserve"> </w:t>
+      </w:r>
+      <w:r>
+        <w:rPr>
+          <w:rStyle w:val="VerbatimChar"/>
+        </w:rPr>
+        <w:t xml:space="preserve">vendors.public_visibility</w:t>
+      </w:r>
+      <w:r>
+        <w:t xml:space="preserve"> </w:t>
+      </w:r>
+      <w:r>
+        <w:t xml:space="preserve">default</w:t>
+      </w:r>
+      <w:r>
+        <w:t xml:space="preserve"> </w:t>
+      </w:r>
+      <w:r>
+        <w:rPr>
+          <w:rStyle w:val="VerbatimChar"/>
+        </w:rPr>
+        <w:t xml:space="preserve">coming_soon</w:t>
+      </w:r>
+      <w:r>
+        <w:t xml:space="preserve"> </w:t>
+      </w:r>
+      <w:r>
+        <w:t xml:space="preserve">→</w:t>
+      </w:r>
+      <w:r>
+        <w:t xml:space="preserve"> </w:t>
+      </w:r>
+      <w:r>
+        <w:rPr>
+          <w:rStyle w:val="VerbatimChar"/>
+          <w:b/>
+          <w:bCs/>
+        </w:rPr>
+        <w:t xml:space="preserve">unverified</w:t>
+      </w:r>
+      <w:r>
+        <w:t xml:space="preserve"> </w:t>
+      </w:r>
+      <w:r>
+        <w:t xml:space="preserve">(the 2026-05-15</w:t>
+      </w:r>
+      <w:r>
+        <w:t xml:space="preserve"> </w:t>
+      </w:r>
+      <w:r>
+        <w:t xml:space="preserve">“coming_soon muted card”</w:t>
+      </w:r>
+      <w:r>
+        <w:t xml:space="preserve"> </w:t>
+      </w:r>
+      <w:r>
+        <w:t xml:space="preserve">behavior retired) · the couple onboarding</w:t>
+      </w:r>
+      <w:r>
+        <w:t xml:space="preserve"> </w:t>
+      </w:r>
+      <w:r>
+        <w:t xml:space="preserve">“all-vs-verified”</w:t>
+      </w:r>
+      <w:r>
+        <w:t xml:space="preserve"> </w:t>
+      </w:r>
+      <w:r>
+        <w:t xml:space="preserve">screen +</w:t>
+      </w:r>
+      <w:r>
+        <w:t xml:space="preserve"> </w:t>
+      </w:r>
+      <w:r>
+        <w:rPr>
+          <w:rStyle w:val="VerbatimChar"/>
+        </w:rPr>
+        <w:t xml:space="preserve">events.vendor_pool_preference</w:t>
+      </w:r>
+      <w:r>
+        <w:t xml:space="preserve"> </w:t>
+      </w:r>
+      <w:r>
+        <w:t xml:space="preserve">retired · DIY</w:t>
+      </w:r>
+      <w:r>
+        <w:t xml:space="preserve"> </w:t>
+      </w:r>
+      <w:r>
+        <w:t xml:space="preserve">“Verified only”</w:t>
+      </w:r>
+      <w:r>
+        <w:t xml:space="preserve"> </w:t>
+      </w:r>
+      <w:r>
+        <w:t xml:space="preserve">browse toggle moot · hybrid-anonymity simplifies to</w:t>
+      </w:r>
+      <w:r>
+        <w:t xml:space="preserve"> </w:t>
+      </w:r>
+      <w:r>
+        <w:t xml:space="preserve">“Verified hidden-until-reply / Pro+ shown / venue exception holds.”</w:t>
+      </w:r>
+    </w:p>
+    <w:p>
+      <w:pPr>
+        <w:pStyle w:val="BodyText"/>
+      </w:pPr>
+      <w:r>
+        <w:t xml:space="preserve">Full remodelled matrix:</w:t>
+      </w:r>
+      <w:r>
+        <w:t xml:space="preserve"> </w:t>
+      </w:r>
+      <w:hyperlink r:id="rId73">
+        <w:r>
+          <w:rPr>
+            <w:rStyle w:val="Hyperlink"/>
+          </w:rPr>
+          <w:t xml:space="preserve">Vendor_Match_Personalization_2026-06-01.md</w:t>
+        </w:r>
+      </w:hyperlink>
+      <w:r>
+        <w:t xml:space="preserve"> </w:t>
+      </w:r>
+      <w:r>
+        <w:t xml:space="preserve">§5.1.</w:t>
+      </w:r>
+    </w:p>
+    <w:bookmarkEnd w:id="74"/>
+    <w:bookmarkEnd w:id="75"/>
     <w:sectPr>
       <w:footnotePr>
         <w:numRestart w:val="eachSect"/>
@@ -20302,6 +21479,9 @@
     <w:lvlOverride w:ilvl="8">
       <w:startOverride w:val="1"/>
     </w:lvlOverride>
+  </w:num>
+  <w:num w:numId="1035">
+    <w:abstractNumId w:val="991"/>
   </w:num>
 </w:numbering>
 </file>

--- a/CLAUDE-CODE-BRIEF-v2.1_2026-05-28.docx
+++ b/CLAUDE-CODE-BRIEF-v2.1_2026-05-28.docx
@@ -180,7 +180,7 @@
         <w:t xml:space="preserve"> </w:t>
       </w:r>
       <w:r>
-        <w:t xml:space="preserve">(₱180–₱250 each) to respond to couple bid requests. Setnayan takes</w:t>
+        <w:t xml:space="preserve">(₱100 each · region-weighted 1–3 per lead = ₱100/₱200/₱300, banded by the wedding region’s minimum wage) to respond to couple bid requests. Setnayan takes</w:t>
       </w:r>
       <w:r>
         <w:t xml:space="preserve"> </w:t>
@@ -503,7 +503,7 @@
               <w:pStyle w:val="Compact"/>
             </w:pPr>
             <w:r>
-              <w:t xml:space="preserve">₱1,999 / month</w:t>
+              <w:t xml:space="preserve">₱2,499–₱3,999 / 28 days (region-tiered)</w:t>
             </w:r>
           </w:p>
         </w:tc>
@@ -525,7 +525,7 @@
               <w:pStyle w:val="Compact"/>
             </w:pPr>
             <w:r>
-              <w:t xml:space="preserve">Recurring · 1 category · 5 team accounts</w:t>
+              <w:t xml:space="preserve">Recurring · 1 category · 5 team accounts · current built pilot ₱499/wk → sunsetting at token cutover</w:t>
             </w:r>
           </w:p>
         </w:tc>
@@ -553,7 +553,7 @@
               <w:pStyle w:val="Compact"/>
             </w:pPr>
             <w:r>
-              <w:t xml:space="preserve">₱5,499 / month</w:t>
+              <w:t xml:space="preserve">₱5,499–₱8,499 / 28 days (region-tiered)</w:t>
             </w:r>
           </w:p>
         </w:tc>
@@ -575,7 +575,7 @@
               <w:pStyle w:val="Compact"/>
             </w:pPr>
             <w:r>
-              <w:t xml:space="preserve">Recurring · multi-category · unlimited team accounts</w:t>
+              <w:t xml:space="preserve">Recurring · multi-category · unlimited team accounts · not yet built</w:t>
             </w:r>
           </w:p>
         </w:tc>
@@ -603,7 +603,7 @@
               <w:pStyle w:val="Compact"/>
             </w:pPr>
             <w:r>
-              <w:t xml:space="preserve">₱1,000 → ₱18,000</w:t>
+              <w:t xml:space="preserve">₱100 / token · packs 4/10/25/50/100</w:t>
             </w:r>
           </w:p>
         </w:tc>
@@ -625,7 +625,7 @@
               <w:pStyle w:val="Compact"/>
             </w:pPr>
             <w:r>
-              <w:t xml:space="preserve">As needed (₱180–₱250 per token)</w:t>
+              <w:t xml:space="preserve">As needed · region-weighted 1–3 tokens (₱100/₱200/₱300, min-wage banded) to answer a lead</w:t>
             </w:r>
           </w:p>
         </w:tc>
@@ -950,6 +950,38 @@
         </w:rPr>
         <w:t xml:space="preserve">Buy</w:t>
       </w:r>
+      <w:r>
+        <w:t xml:space="preserve"> </w:t>
+      </w:r>
+      <w:r>
+        <w:rPr>
+          <w:i/>
+          <w:iCs/>
+        </w:rPr>
+        <w:t xml:space="preserve">(canonical source:</w:t>
+      </w:r>
+      <w:r>
+        <w:rPr>
+          <w:i/>
+          <w:iCs/>
+        </w:rPr>
+        <w:t xml:space="preserve"> </w:t>
+      </w:r>
+      <w:r>
+        <w:rPr>
+          <w:rStyle w:val="VerbatimChar"/>
+          <w:i/>
+          <w:iCs/>
+        </w:rPr>
+        <w:t xml:space="preserve">Token_Economy_Flow_Map_2026-06-01.html</w:t>
+      </w:r>
+      <w:r>
+        <w:rPr>
+          <w:i/>
+          <w:iCs/>
+        </w:rPr>
+        <w:t xml:space="preserve">)</w:t>
+      </w:r>
     </w:p>
     <w:p>
       <w:pPr>
@@ -960,7 +992,27 @@
         </w:numPr>
       </w:pPr>
       <w:r>
-        <w:t xml:space="preserve">4 tokens · ₱1,000 (₱250 ea)</w:t>
+        <w:rPr>
+          <w:b/>
+          <w:bCs/>
+        </w:rPr>
+        <w:t xml:space="preserve">₱100 per token, flat</w:t>
+      </w:r>
+      <w:r>
+        <w:t xml:space="preserve"> </w:t>
+      </w:r>
+      <w:r>
+        <w:t xml:space="preserve">— one universal token.</w:t>
+      </w:r>
+      <w:r>
+        <w:t xml:space="preserve"> </w:t>
+      </w:r>
+      <w:r>
+        <w:rPr>
+          <w:b/>
+          <w:bCs/>
+        </w:rPr>
+        <w:t xml:space="preserve">No per-token volume discount.</w:t>
       </w:r>
     </w:p>
     <w:p>
@@ -972,7 +1024,23 @@
         </w:numPr>
       </w:pPr>
       <w:r>
-        <w:t xml:space="preserve">10 tokens · ₱2,400 (₱240 ea)</w:t>
+        <w:t xml:space="preserve">Pack sizes: 4 · 10 · 25 · 50 · 100.</w:t>
+      </w:r>
+      <w:r>
+        <w:t xml:space="preserve"> </w:t>
+      </w:r>
+      <w:r>
+        <w:rPr>
+          <w:b/>
+          <w:bCs/>
+        </w:rPr>
+        <w:t xml:space="preserve">Bulk orders earn bonus tokens on top</w:t>
+      </w:r>
+      <w:r>
+        <w:t xml:space="preserve"> </w:t>
+      </w:r>
+      <w:r>
+        <w:t xml:space="preserve">(buy a larger pack → extra tokens free, not a cheaper per-token price) — bonus ladder owner-to-set, never invented.</w:t>
       </w:r>
     </w:p>
     <w:p>
@@ -984,31 +1052,39 @@
         </w:numPr>
       </w:pPr>
       <w:r>
-        <w:t xml:space="preserve">25 tokens · ₱5,500 (₱220 ea)</w:t>
-      </w:r>
-    </w:p>
-    <w:p>
-      <w:pPr>
-        <w:pStyle w:val="Compact"/>
-        <w:numPr>
-          <w:ilvl w:val="1"/>
-          <w:numId w:val="1005"/>
-        </w:numPr>
-      </w:pPr>
-      <w:r>
-        <w:t xml:space="preserve">50 tokens · ₱10,000 (₱200 ea)</w:t>
-      </w:r>
-    </w:p>
-    <w:p>
-      <w:pPr>
-        <w:pStyle w:val="Compact"/>
-        <w:numPr>
-          <w:ilvl w:val="1"/>
-          <w:numId w:val="1005"/>
-        </w:numPr>
-      </w:pPr>
-      <w:r>
-        <w:t xml:space="preserve">100 tokens · ₱18,000 (₱180 ea)</w:t>
+        <w:rPr>
+          <w:i/>
+          <w:iCs/>
+        </w:rPr>
+        <w:t xml:space="preserve">₱100/token is the only rate (owner:</w:t>
+      </w:r>
+      <w:r>
+        <w:rPr>
+          <w:i/>
+          <w:iCs/>
+        </w:rPr>
+        <w:t xml:space="preserve"> </w:t>
+      </w:r>
+      <w:r>
+        <w:rPr>
+          <w:i/>
+          <w:iCs/>
+        </w:rPr>
+        <w:t xml:space="preserve">“no more 250”</w:t>
+      </w:r>
+      <w:r>
+        <w:rPr>
+          <w:i/>
+          <w:iCs/>
+        </w:rPr>
+        <w:t xml:space="preserve"> </w:t>
+      </w:r>
+      <w:r>
+        <w:rPr>
+          <w:i/>
+          <w:iCs/>
+        </w:rPr>
+        <w:t xml:space="preserve">+ flat-price-with-bonus-tokens, 2026-06-04).</w:t>
       </w:r>
     </w:p>
     <w:p>
@@ -1024,7 +1100,7 @@
           <w:b/>
           <w:bCs/>
         </w:rPr>
-        <w:t xml:space="preserve">Spend</w:t>
+        <w:t xml:space="preserve">Spend — region-weighted burn to answer a qualified lead</w:t>
       </w:r>
     </w:p>
     <w:p>
@@ -1036,17 +1112,117 @@
         </w:numPr>
       </w:pPr>
       <w:r>
+        <w:t xml:space="preserve">Cost is keyed to the</w:t>
+      </w:r>
+      <w:r>
+        <w:t xml:space="preserve"> </w:t>
+      </w:r>
+      <w:r>
         <w:rPr>
           <w:b/>
           <w:bCs/>
         </w:rPr>
-        <w:t xml:space="preserve">1 token to accept a couple’s bid request and start a chat thread.</w:t>
-      </w:r>
-      <w:r>
-        <w:t xml:space="preserve"> </w:t>
-      </w:r>
-      <w:r>
-        <w:t xml:space="preserve">Without tokens, vendors can still receive bid requests but cannot respond.</w:t>
+        <w:t xml:space="preserve">wedding’s region</w:t>
+      </w:r>
+      <w:r>
+        <w:t xml:space="preserve">, flat within a band,</w:t>
+      </w:r>
+      <w:r>
+        <w:t xml:space="preserve"> </w:t>
+      </w:r>
+      <w:r>
+        <w:rPr>
+          <w:b/>
+          <w:bCs/>
+        </w:rPr>
+        <w:t xml:space="preserve">never by booking size</w:t>
+      </w:r>
+      <w:r>
+        <w:t xml:space="preserve">, banded by the region’s</w:t>
+      </w:r>
+      <w:r>
+        <w:t xml:space="preserve"> </w:t>
+      </w:r>
+      <w:r>
+        <w:rPr>
+          <w:b/>
+          <w:bCs/>
+        </w:rPr>
+        <w:t xml:space="preserve">minimum wage</w:t>
+      </w:r>
+      <w:r>
+        <w:t xml:space="preserve">: lowest-wage regions (Bicol · E.Visayas · Zamboanga · SOCCSKSARGEN · Caraga · BARMM)</w:t>
+      </w:r>
+      <w:r>
+        <w:t xml:space="preserve"> </w:t>
+      </w:r>
+      <w:r>
+        <w:rPr>
+          <w:b/>
+          <w:bCs/>
+        </w:rPr>
+        <w:t xml:space="preserve">1</w:t>
+      </w:r>
+      <w:r>
+        <w:t xml:space="preserve"> </w:t>
+      </w:r>
+      <w:r>
+        <w:t xml:space="preserve">· regional hubs (Cebu · Iloilo · Davao · CDO · CAR · Ilocos · Cagayan · MIMAROPA)</w:t>
+      </w:r>
+      <w:r>
+        <w:t xml:space="preserve"> </w:t>
+      </w:r>
+      <w:r>
+        <w:rPr>
+          <w:b/>
+          <w:bCs/>
+        </w:rPr>
+        <w:t xml:space="preserve">2</w:t>
+      </w:r>
+      <w:r>
+        <w:t xml:space="preserve"> </w:t>
+      </w:r>
+      <w:r>
+        <w:t xml:space="preserve">· NCR/CALABARZON/Central Luzon</w:t>
+      </w:r>
+      <w:r>
+        <w:t xml:space="preserve"> </w:t>
+      </w:r>
+      <w:r>
+        <w:rPr>
+          <w:b/>
+          <w:bCs/>
+        </w:rPr>
+        <w:t xml:space="preserve">3</w:t>
+      </w:r>
+      <w:r>
+        <w:t xml:space="preserve"> </w:t>
+      </w:r>
+      <w:r>
+        <w:t xml:space="preserve">tokens (=</w:t>
+      </w:r>
+      <w:r>
+        <w:t xml:space="preserve"> </w:t>
+      </w:r>
+      <w:r>
+        <w:rPr>
+          <w:b/>
+          <w:bCs/>
+        </w:rPr>
+        <w:t xml:space="preserve">₱100 / ₱200 / ₱300</w:t>
+      </w:r>
+      <w:r>
+        <w:t xml:space="preserve">, ₱300 ceiling).</w:t>
+      </w:r>
+      <w:r>
+        <w:t xml:space="preserve"> </w:t>
+      </w:r>
+      <w:r>
+        <w:rPr>
+          <w:i/>
+          <w:iCs/>
+        </w:rPr>
+        <w:t xml:space="preserve">Repriced 2026-06-05 — supersedes the 3‑4‑5‑6 ladder. Region→band stored admin-editable; re-band only when a wage order crosses a threshold.</w:t>
       </w:r>
     </w:p>
     <w:p>
@@ -1058,7 +1234,19 @@
         </w:numPr>
       </w:pPr>
       <w:r>
-        <w:t xml:space="preserve">The token covers the entire conversation: chat, video call (Verified+), file sharing (Pro+), final quote, acceptance. No per-message or per-call charges.</w:t>
+        <w:t xml:space="preserve">One burn covers the entire conversation: chat, video call (Verified+), file sharing (Pro+), final quote, acceptance. No per-message or per-call charges.</w:t>
+      </w:r>
+    </w:p>
+    <w:p>
+      <w:pPr>
+        <w:pStyle w:val="Compact"/>
+        <w:numPr>
+          <w:ilvl w:val="1"/>
+          <w:numId w:val="1006"/>
+        </w:numPr>
+      </w:pPr>
+      <w:r>
+        <w:t xml:space="preserve">Without tokens, vendors can still receive bid requests but cannot answer.</w:t>
       </w:r>
     </w:p>
     <w:p>
@@ -1165,18 +1353,18 @@
               <w:pStyle w:val="Compact"/>
             </w:pPr>
             <w:r>
-              <w:t xml:space="preserve">PRO (₱1,999/mo)</w:t>
-            </w:r>
-          </w:p>
-        </w:tc>
-        <w:tc>
-          <w:tcPr/>
-          <w:p>
-            <w:pPr>
-              <w:pStyle w:val="Compact"/>
-            </w:pPr>
-            <w:r>
-              <w:t xml:space="preserve">ENTERPRISE (₱5,499/mo)</w:t>
+              <w:t xml:space="preserve">PRO (₱2,499–₱3,999 / 28d · region)</w:t>
+            </w:r>
+          </w:p>
+        </w:tc>
+        <w:tc>
+          <w:tcPr/>
+          <w:p>
+            <w:pPr>
+              <w:pStyle w:val="Compact"/>
+            </w:pPr>
+            <w:r>
+              <w:t xml:space="preserve">ENTERPRISE (₱5,499–₱8,499 / 28d · region)</w:t>
             </w:r>
           </w:p>
         </w:tc>
@@ -5122,7 +5310,7 @@
         <w:t xml:space="preserve"> </w:t>
       </w:r>
       <w:r>
-        <w:t xml:space="preserve">— vendor spends 1 token to accept the bid request and open the thread. Chat is freeform; vendor and couple discuss, share files (Pro+), do video calls (Verified+), iterate on a quote.</w:t>
+        <w:t xml:space="preserve">— vendor spends tokens to answer the bid request and open the thread (pilot: 1 token · post-pilot: region-weighted 1–3 by the wedding’s region = ₱100/₱200/₱300, min-wage banded). Chat is freeform; vendor and couple discuss, share files (Pro+), do video calls (Verified+), iterate on a quote.</w:t>
       </w:r>
       <w:r>
         <w:t xml:space="preserve"> </w:t>
@@ -5209,7 +5397,7 @@
         </w:numPr>
       </w:pPr>
       <w:r>
-        <w:t xml:space="preserve">A vendor must have an unspent token to accept a bid request. Without tokens, bid requests sit in the inbox unread by the vendor.</w:t>
+        <w:t xml:space="preserve">A vendor must have enough tokens to answer a bid request (pilot: 1 · post-pilot: 1–3 by region = ₱100/₱200/₱300, min-wage banded). Without tokens, bid requests sit in the inbox unread by the vendor.</w:t>
       </w:r>
     </w:p>
     <w:p>
@@ -9231,7 +9419,7 @@
         </w:numPr>
       </w:pPr>
       <w:r>
-        <w:t xml:space="preserve">Vendor accepts → token deduction transaction (atomic: check balance &gt;= 1, decrement, create Thread, return).</w:t>
+        <w:t xml:space="preserve">Vendor accepts → token deduction transaction (atomic: check balance &gt;= answer cost [pilot 1 · post-pilot 3–6 by region], decrement, create Thread, return).</w:t>
       </w:r>
     </w:p>
     <w:p>
